--- a/Lab1/Отчёт.docx
+++ b/Lab1/Отчёт.docx
@@ -179,7 +179,10 @@
         <w:jc w:val="center"/>
       </w:pPr>
       <w:r>
-        <w:t>ПРОСТЕЙШИЕ АЛГОРИТМЫ ШИФРОВАНИЯ</w:t>
+        <w:t xml:space="preserve">ПРОСТЕЙШИЕ </w:t>
+      </w:r>
+      <w:r>
+        <w:t>ШИФРЫ</w:t>
       </w:r>
     </w:p>
     <w:p>
@@ -237,24 +240,20 @@
       <w:r>
         <w:t xml:space="preserve"> </w:t>
       </w:r>
-      <w:proofErr w:type="gramStart"/>
       <w:r>
         <w:t>Д</w:t>
       </w:r>
       <w:r>
         <w:t>.Д.</w:t>
       </w:r>
-      <w:proofErr w:type="gramEnd"/>
     </w:p>
     <w:p>
       <w:pPr>
         <w:ind w:left="6480" w:firstLine="0"/>
       </w:pPr>
-      <w:proofErr w:type="spellStart"/>
       <w:r>
         <w:t>Преподователь</w:t>
       </w:r>
-      <w:proofErr w:type="spellEnd"/>
       <w:r>
         <w:t>:</w:t>
       </w:r>
@@ -263,13 +262,8 @@
       <w:pPr>
         <w:ind w:left="6480" w:firstLine="0"/>
       </w:pPr>
-      <w:proofErr w:type="spellStart"/>
-      <w:r>
-        <w:t>Болтак</w:t>
-      </w:r>
-      <w:proofErr w:type="spellEnd"/>
-      <w:r>
-        <w:t xml:space="preserve"> С.В.</w:t>
+      <w:r>
+        <w:t>Болтак С.В.</w:t>
       </w:r>
     </w:p>
     <w:p/>
@@ -609,15 +603,7 @@
         </w:numPr>
       </w:pPr>
       <w:r>
-        <w:t>«</w:t>
-      </w:r>
-      <w:proofErr w:type="spellStart"/>
-      <w:r>
-        <w:t>столбцовый</w:t>
-      </w:r>
-      <w:proofErr w:type="spellEnd"/>
-      <w:r>
-        <w:t xml:space="preserve"> метод» с двумя ключевыми словами, текст на русском языке;</w:t>
+        <w:t>«столбцовый метод» с двумя ключевыми словами, текст на русском языке;</w:t>
       </w:r>
     </w:p>
     <w:p>
@@ -629,15 +615,7 @@
         </w:numPr>
       </w:pPr>
       <w:r>
-        <w:t xml:space="preserve">алгоритм </w:t>
-      </w:r>
-      <w:proofErr w:type="spellStart"/>
-      <w:r>
-        <w:t>Виженера</w:t>
-      </w:r>
-      <w:proofErr w:type="spellEnd"/>
-      <w:r>
-        <w:t>, самогенерирующийся ключ, текст на русском языке.</w:t>
+        <w:t>алгоритм Виженера, самогенерирующийся ключ, текст на русском языке.</w:t>
       </w:r>
     </w:p>
     <w:p>
@@ -750,15 +728,7 @@
         </w:drawing>
       </w:r>
       <w:r>
-        <w:t xml:space="preserve">2.1 </w:t>
-      </w:r>
-      <w:proofErr w:type="spellStart"/>
-      <w:r>
-        <w:t>Столбцовый</w:t>
-      </w:r>
-      <w:proofErr w:type="spellEnd"/>
-      <w:r>
-        <w:t xml:space="preserve"> метод</w:t>
+        <w:t>2.1 Столбцовый метод</w:t>
       </w:r>
     </w:p>
     <w:p>
@@ -1612,15 +1582,7 @@
         <w:ind w:firstLine="0"/>
       </w:pPr>
       <w:r>
-        <w:t xml:space="preserve">Получаем следующий </w:t>
-      </w:r>
-      <w:proofErr w:type="spellStart"/>
-      <w:r>
-        <w:t>шифротекст</w:t>
-      </w:r>
-      <w:proofErr w:type="spellEnd"/>
-      <w:r>
-        <w:t xml:space="preserve"> </w:t>
+        <w:t xml:space="preserve">Получаем следующий шифротекст </w:t>
       </w:r>
       <w:r>
         <w:rPr>
@@ -2701,15 +2663,7 @@
         <w:ind w:firstLine="0"/>
       </w:pPr>
       <w:r>
-        <w:t xml:space="preserve">Получаем следующий </w:t>
-      </w:r>
-      <w:proofErr w:type="spellStart"/>
-      <w:r>
-        <w:t>шифротекст</w:t>
-      </w:r>
-      <w:proofErr w:type="spellEnd"/>
-      <w:r>
-        <w:t xml:space="preserve"> </w:t>
+        <w:t xml:space="preserve">Получаем следующий шифротекст </w:t>
       </w:r>
       <w:r>
         <w:rPr>
@@ -3078,15 +3032,7 @@
         </w:rPr>
       </w:pPr>
       <w:r>
-        <w:t xml:space="preserve">Получаем следующий </w:t>
-      </w:r>
-      <w:proofErr w:type="spellStart"/>
-      <w:r>
-        <w:t>шифротекст</w:t>
-      </w:r>
-      <w:proofErr w:type="spellEnd"/>
-      <w:r>
-        <w:t xml:space="preserve"> </w:t>
+        <w:t xml:space="preserve">Получаем следующий шифротекст </w:t>
       </w:r>
       <w:r>
         <w:rPr>
@@ -3962,15 +3908,7 @@
         <w:ind w:firstLine="0"/>
       </w:pPr>
       <w:r>
-        <w:t xml:space="preserve">Получаем следующий </w:t>
-      </w:r>
-      <w:proofErr w:type="spellStart"/>
-      <w:r>
-        <w:t>шифротекст</w:t>
-      </w:r>
-      <w:proofErr w:type="spellEnd"/>
-      <w:r>
-        <w:t xml:space="preserve"> </w:t>
+        <w:t xml:space="preserve">Получаем следующий шифротекст </w:t>
       </w:r>
       <w:r>
         <w:rPr>
@@ -4143,13 +4081,8 @@
         <w:t xml:space="preserve"> </w:t>
       </w:r>
       <w:r>
-        <w:t xml:space="preserve">Алгоритм </w:t>
-      </w:r>
-      <w:proofErr w:type="spellStart"/>
-      <w:r>
-        <w:t>Виженера</w:t>
-      </w:r>
-      <w:proofErr w:type="spellEnd"/>
+        <w:t>Алгоритм Виженера</w:t>
+      </w:r>
       <w:r>
         <w:t xml:space="preserve"> (самогенерирующийся ключ)</w:t>
       </w:r>
@@ -4620,15 +4553,7 @@
         <w:ind w:firstLine="0"/>
       </w:pPr>
       <w:r>
-        <w:t xml:space="preserve">Получаем следующий </w:t>
-      </w:r>
-      <w:proofErr w:type="spellStart"/>
-      <w:r>
-        <w:t>шифротекст</w:t>
-      </w:r>
-      <w:proofErr w:type="spellEnd"/>
-      <w:r>
-        <w:t xml:space="preserve"> </w:t>
+        <w:t xml:space="preserve">Получаем следующий шифротекст </w:t>
       </w:r>
       <w:r>
         <w:rPr>
@@ -5344,15 +5269,7 @@
     <w:p/>
     <w:p>
       <w:r>
-        <w:t xml:space="preserve">Получаем следующий </w:t>
-      </w:r>
-      <w:proofErr w:type="spellStart"/>
-      <w:r>
-        <w:t>шифротекст</w:t>
-      </w:r>
-      <w:proofErr w:type="spellEnd"/>
-      <w:r>
-        <w:t xml:space="preserve"> </w:t>
+        <w:t xml:space="preserve">Получаем следующий шифротекст </w:t>
       </w:r>
       <w:r>
         <w:rPr>

--- a/Lab1/Отчёт.docx
+++ b/Lab1/Отчёт.docx
@@ -177,6 +177,9 @@
       <w:pPr>
         <w:ind w:firstLine="0"/>
         <w:jc w:val="center"/>
+        <w:rPr>
+          <w:lang w:val="en-US"/>
+        </w:rPr>
       </w:pPr>
       <w:r>
         <w:t xml:space="preserve">ПРОСТЕЙШИЕ </w:t>
@@ -240,20 +243,24 @@
       <w:r>
         <w:t xml:space="preserve"> </w:t>
       </w:r>
+      <w:proofErr w:type="gramStart"/>
       <w:r>
         <w:t>Д</w:t>
       </w:r>
       <w:r>
         <w:t>.Д.</w:t>
       </w:r>
+      <w:proofErr w:type="gramEnd"/>
     </w:p>
     <w:p>
       <w:pPr>
         <w:ind w:left="6480" w:firstLine="0"/>
       </w:pPr>
+      <w:proofErr w:type="spellStart"/>
       <w:r>
         <w:t>Преподователь</w:t>
       </w:r>
+      <w:proofErr w:type="spellEnd"/>
       <w:r>
         <w:t>:</w:t>
       </w:r>
@@ -262,8 +269,13 @@
       <w:pPr>
         <w:ind w:left="6480" w:firstLine="0"/>
       </w:pPr>
-      <w:r>
-        <w:t>Болтак С.В.</w:t>
+      <w:proofErr w:type="spellStart"/>
+      <w:r>
+        <w:t>Болтак</w:t>
+      </w:r>
+      <w:proofErr w:type="spellEnd"/>
+      <w:r>
+        <w:t xml:space="preserve"> С.В.</w:t>
       </w:r>
     </w:p>
     <w:p/>
@@ -321,6 +333,7 @@
           <w:docPartUnique/>
         </w:docPartObj>
       </w:sdtPr>
+      <w:sdtEndPr/>
       <w:sdtContent>
         <w:p/>
         <w:p>
@@ -345,7 +358,7 @@
           <w:r>
             <w:fldChar w:fldCharType="separate"/>
           </w:r>
-          <w:hyperlink w:anchor="_Toc222064945" w:history="1">
+          <w:hyperlink w:anchor="_Toc222074500" w:history="1">
             <w:r>
               <w:rPr>
                 <w:rStyle w:val="af"/>
@@ -372,7 +385,7 @@
                 <w:noProof/>
                 <w:webHidden/>
               </w:rPr>
-              <w:instrText xml:space="preserve"> PAGEREF _Toc222064945 \h </w:instrText>
+              <w:instrText xml:space="preserve"> PAGEREF _Toc222074500 \h </w:instrText>
             </w:r>
             <w:r>
               <w:rPr>
@@ -416,7 +429,7 @@
               <w14:ligatures w14:val="standardContextual"/>
             </w:rPr>
           </w:pPr>
-          <w:hyperlink w:anchor="_Toc222064946" w:history="1">
+          <w:hyperlink w:anchor="_Toc222074501" w:history="1">
             <w:r>
               <w:rPr>
                 <w:rStyle w:val="af"/>
@@ -443,7 +456,7 @@
                 <w:noProof/>
                 <w:webHidden/>
               </w:rPr>
-              <w:instrText xml:space="preserve"> PAGEREF _Toc222064946 \h </w:instrText>
+              <w:instrText xml:space="preserve"> PAGEREF _Toc222074501 \h </w:instrText>
             </w:r>
             <w:r>
               <w:rPr>
@@ -487,7 +500,7 @@
               <w14:ligatures w14:val="standardContextual"/>
             </w:rPr>
           </w:pPr>
-          <w:hyperlink w:anchor="_Toc222064947" w:history="1">
+          <w:hyperlink w:anchor="_Toc222074502" w:history="1">
             <w:r>
               <w:rPr>
                 <w:rStyle w:val="af"/>
@@ -514,7 +527,7 @@
                 <w:noProof/>
                 <w:webHidden/>
               </w:rPr>
-              <w:instrText xml:space="preserve"> PAGEREF _Toc222064947 \h </w:instrText>
+              <w:instrText xml:space="preserve"> PAGEREF _Toc222074502 \h </w:instrText>
             </w:r>
             <w:r>
               <w:rPr>
@@ -535,6 +548,77 @@
                 <w:webHidden/>
               </w:rPr>
               <w:t>6</w:t>
+            </w:r>
+            <w:r>
+              <w:rPr>
+                <w:noProof/>
+                <w:webHidden/>
+              </w:rPr>
+              <w:fldChar w:fldCharType="end"/>
+            </w:r>
+          </w:hyperlink>
+        </w:p>
+        <w:p>
+          <w:pPr>
+            <w:pStyle w:val="21"/>
+            <w:rPr>
+              <w:rFonts w:asciiTheme="minorHAnsi" w:eastAsiaTheme="minorEastAsia" w:hAnsiTheme="minorHAnsi"/>
+              <w:noProof/>
+              <w:kern w:val="2"/>
+              <w:sz w:val="24"/>
+              <w:szCs w:val="24"/>
+              <w:lang w:eastAsia="ru-RU"/>
+              <w14:ligatures w14:val="standardContextual"/>
+            </w:rPr>
+          </w:pPr>
+          <w:hyperlink w:anchor="_Toc222074503" w:history="1">
+            <w:r>
+              <w:rPr>
+                <w:rStyle w:val="af"/>
+                <w:noProof/>
+              </w:rPr>
+              <w:t>4 Вывод о криптостойкости</w:t>
+            </w:r>
+            <w:r>
+              <w:rPr>
+                <w:noProof/>
+                <w:webHidden/>
+              </w:rPr>
+              <w:tab/>
+            </w:r>
+            <w:r>
+              <w:rPr>
+                <w:noProof/>
+                <w:webHidden/>
+              </w:rPr>
+              <w:fldChar w:fldCharType="begin"/>
+            </w:r>
+            <w:r>
+              <w:rPr>
+                <w:noProof/>
+                <w:webHidden/>
+              </w:rPr>
+              <w:instrText xml:space="preserve"> PAGEREF _Toc222074503 \h </w:instrText>
+            </w:r>
+            <w:r>
+              <w:rPr>
+                <w:noProof/>
+                <w:webHidden/>
+              </w:rPr>
+            </w:r>
+            <w:r>
+              <w:rPr>
+                <w:noProof/>
+                <w:webHidden/>
+              </w:rPr>
+              <w:fldChar w:fldCharType="separate"/>
+            </w:r>
+            <w:r>
+              <w:rPr>
+                <w:noProof/>
+                <w:webHidden/>
+              </w:rPr>
+              <w:t>7</w:t>
             </w:r>
             <w:r>
               <w:rPr>
@@ -570,7 +654,7 @@
       <w:pPr>
         <w:pStyle w:val="2"/>
       </w:pPr>
-      <w:bookmarkStart w:id="0" w:name="_Toc222064945"/>
+      <w:bookmarkStart w:id="0" w:name="_Toc222074500"/>
       <w:r>
         <w:lastRenderedPageBreak/>
         <w:t xml:space="preserve">1 </w:t>
@@ -603,7 +687,15 @@
         </w:numPr>
       </w:pPr>
       <w:r>
-        <w:t>«столбцовый метод» с двумя ключевыми словами, текст на русском языке;</w:t>
+        <w:t>«</w:t>
+      </w:r>
+      <w:proofErr w:type="spellStart"/>
+      <w:r>
+        <w:t>столбцовый</w:t>
+      </w:r>
+      <w:proofErr w:type="spellEnd"/>
+      <w:r>
+        <w:t xml:space="preserve"> метод» с двумя ключевыми словами, текст на русском языке;</w:t>
       </w:r>
     </w:p>
     <w:p>
@@ -615,7 +707,15 @@
         </w:numPr>
       </w:pPr>
       <w:r>
-        <w:t>алгоритм Виженера, самогенерирующийся ключ, текст на русском языке.</w:t>
+        <w:t xml:space="preserve">алгоритм </w:t>
+      </w:r>
+      <w:proofErr w:type="spellStart"/>
+      <w:r>
+        <w:t>Виженера</w:t>
+      </w:r>
+      <w:proofErr w:type="spellEnd"/>
+      <w:r>
+        <w:t>, самогенерирующийся ключ, текст на русском языке.</w:t>
       </w:r>
     </w:p>
     <w:p>
@@ -650,7 +750,7 @@
       <w:pPr>
         <w:pStyle w:val="2"/>
       </w:pPr>
-      <w:bookmarkStart w:id="1" w:name="_Toc222064946"/>
+      <w:bookmarkStart w:id="1" w:name="_Toc222074501"/>
       <w:r>
         <w:t xml:space="preserve">2 </w:t>
       </w:r>
@@ -659,11 +759,17 @@
       </w:r>
       <w:bookmarkEnd w:id="1"/>
     </w:p>
-    <w:p/>
+    <w:p>
+      <w:pPr>
+        <w:rPr>
+          <w:lang w:val="en-US"/>
+        </w:rPr>
+      </w:pPr>
+    </w:p>
     <w:p>
       <w:r>
         <w:drawing>
-          <wp:anchor distT="0" distB="0" distL="114300" distR="114300" simplePos="0" relativeHeight="251662336" behindDoc="0" locked="0" layoutInCell="1" allowOverlap="1" wp14:anchorId="78D3580E" wp14:editId="3CD07BE3">
+          <wp:anchor distT="0" distB="0" distL="114300" distR="114300" simplePos="0" relativeHeight="251658241" behindDoc="0" locked="0" layoutInCell="1" allowOverlap="1" wp14:anchorId="78D3580E" wp14:editId="3CD07BE3">
             <wp:simplePos x="0" y="0"/>
             <wp:positionH relativeFrom="column">
               <wp:posOffset>-103505</wp:posOffset>
@@ -728,13 +834,21 @@
         </w:drawing>
       </w:r>
       <w:r>
-        <w:t>2.1 Столбцовый метод</w:t>
+        <w:t xml:space="preserve">2.1 </w:t>
+      </w:r>
+      <w:proofErr w:type="spellStart"/>
+      <w:r>
+        <w:t>Столбцовый</w:t>
+      </w:r>
+      <w:proofErr w:type="spellEnd"/>
+      <w:r>
+        <w:t xml:space="preserve"> метод</w:t>
       </w:r>
     </w:p>
     <w:p>
       <w:r>
         <w:drawing>
-          <wp:anchor distT="0" distB="0" distL="114300" distR="114300" simplePos="0" relativeHeight="251661312" behindDoc="0" locked="0" layoutInCell="1" allowOverlap="1" wp14:anchorId="536C8881" wp14:editId="63F01202">
+          <wp:anchor distT="0" distB="0" distL="114300" distR="114300" simplePos="0" relativeHeight="251658240" behindDoc="0" locked="0" layoutInCell="1" allowOverlap="1" wp14:anchorId="536C8881" wp14:editId="63F01202">
             <wp:simplePos x="0" y="0"/>
             <wp:positionH relativeFrom="column">
               <wp:posOffset>2948097</wp:posOffset>
@@ -1582,7 +1696,15 @@
         <w:ind w:firstLine="0"/>
       </w:pPr>
       <w:r>
-        <w:t xml:space="preserve">Получаем следующий шифротекст </w:t>
+        <w:t xml:space="preserve">Получаем следующий </w:t>
+      </w:r>
+      <w:proofErr w:type="spellStart"/>
+      <w:r>
+        <w:t>шифротекст</w:t>
+      </w:r>
+      <w:proofErr w:type="spellEnd"/>
+      <w:r>
+        <w:t xml:space="preserve"> </w:t>
       </w:r>
       <w:r>
         <w:rPr>
@@ -1604,7 +1726,7 @@
     <w:p>
       <w:r>
         <w:drawing>
-          <wp:anchor distT="0" distB="0" distL="114300" distR="114300" simplePos="0" relativeHeight="251664384" behindDoc="0" locked="0" layoutInCell="1" allowOverlap="1" wp14:anchorId="36336B64" wp14:editId="4D030B22">
+          <wp:anchor distT="0" distB="0" distL="114300" distR="114300" simplePos="0" relativeHeight="251658243" behindDoc="0" locked="0" layoutInCell="1" allowOverlap="1" wp14:anchorId="36336B64" wp14:editId="4D030B22">
             <wp:simplePos x="0" y="0"/>
             <wp:positionH relativeFrom="column">
               <wp:posOffset>2971055</wp:posOffset>
@@ -1672,7 +1794,7 @@
     <w:p>
       <w:r>
         <w:drawing>
-          <wp:anchor distT="0" distB="0" distL="114300" distR="114300" simplePos="0" relativeHeight="251663360" behindDoc="0" locked="0" layoutInCell="1" allowOverlap="1" wp14:anchorId="434D369D" wp14:editId="1C88E874">
+          <wp:anchor distT="0" distB="0" distL="114300" distR="114300" simplePos="0" relativeHeight="251658242" behindDoc="0" locked="0" layoutInCell="1" allowOverlap="1" wp14:anchorId="434D369D" wp14:editId="1C88E874">
             <wp:simplePos x="0" y="0"/>
             <wp:positionH relativeFrom="column">
               <wp:posOffset>-118110</wp:posOffset>
@@ -2663,7 +2785,15 @@
         <w:ind w:firstLine="0"/>
       </w:pPr>
       <w:r>
-        <w:t xml:space="preserve">Получаем следующий шифротекст </w:t>
+        <w:t xml:space="preserve">Получаем следующий </w:t>
+      </w:r>
+      <w:proofErr w:type="spellStart"/>
+      <w:r>
+        <w:t>шифротекст</w:t>
+      </w:r>
+      <w:proofErr w:type="spellEnd"/>
+      <w:r>
+        <w:t xml:space="preserve"> </w:t>
       </w:r>
       <w:r>
         <w:rPr>
@@ -2688,7 +2818,7 @@
     <w:p>
       <w:r>
         <w:drawing>
-          <wp:anchor distT="0" distB="0" distL="114300" distR="114300" simplePos="0" relativeHeight="251666432" behindDoc="0" locked="0" layoutInCell="1" allowOverlap="1" wp14:anchorId="601A2EE0" wp14:editId="3DE384C7">
+          <wp:anchor distT="0" distB="0" distL="114300" distR="114300" simplePos="0" relativeHeight="251658245" behindDoc="0" locked="0" layoutInCell="1" allowOverlap="1" wp14:anchorId="601A2EE0" wp14:editId="3DE384C7">
             <wp:simplePos x="0" y="0"/>
             <wp:positionH relativeFrom="column">
               <wp:posOffset>2970530</wp:posOffset>
@@ -2754,7 +2884,7 @@
       </w:r>
       <w:r>
         <w:drawing>
-          <wp:anchor distT="0" distB="0" distL="114300" distR="114300" simplePos="0" relativeHeight="251665408" behindDoc="0" locked="0" layoutInCell="1" allowOverlap="1" wp14:anchorId="3F82166F" wp14:editId="799D5C1D">
+          <wp:anchor distT="0" distB="0" distL="114300" distR="114300" simplePos="0" relativeHeight="251658244" behindDoc="0" locked="0" layoutInCell="1" allowOverlap="1" wp14:anchorId="3F82166F" wp14:editId="799D5C1D">
             <wp:simplePos x="0" y="0"/>
             <wp:positionH relativeFrom="column">
               <wp:posOffset>-113665</wp:posOffset>
@@ -3032,7 +3162,15 @@
         </w:rPr>
       </w:pPr>
       <w:r>
-        <w:t xml:space="preserve">Получаем следующий шифротекст </w:t>
+        <w:t xml:space="preserve">Получаем следующий </w:t>
+      </w:r>
+      <w:proofErr w:type="spellStart"/>
+      <w:r>
+        <w:t>шифротекст</w:t>
+      </w:r>
+      <w:proofErr w:type="spellEnd"/>
+      <w:r>
+        <w:t xml:space="preserve"> </w:t>
       </w:r>
       <w:r>
         <w:rPr>
@@ -3063,7 +3201,7 @@
     <w:p>
       <w:r>
         <w:drawing>
-          <wp:anchor distT="0" distB="0" distL="114300" distR="114300" simplePos="0" relativeHeight="251667456" behindDoc="0" locked="0" layoutInCell="1" allowOverlap="1" wp14:anchorId="0B66AAB4" wp14:editId="30013CD0">
+          <wp:anchor distT="0" distB="0" distL="114300" distR="114300" simplePos="0" relativeHeight="251658246" behindDoc="0" locked="0" layoutInCell="1" allowOverlap="1" wp14:anchorId="0B66AAB4" wp14:editId="30013CD0">
             <wp:simplePos x="0" y="0"/>
             <wp:positionH relativeFrom="column">
               <wp:posOffset>-83940</wp:posOffset>
@@ -3129,7 +3267,7 @@
       </w:r>
       <w:r>
         <w:drawing>
-          <wp:anchor distT="0" distB="0" distL="114300" distR="114300" simplePos="0" relativeHeight="251668480" behindDoc="0" locked="0" layoutInCell="1" allowOverlap="1" wp14:anchorId="22C0CA85" wp14:editId="4B21BC59">
+          <wp:anchor distT="0" distB="0" distL="114300" distR="114300" simplePos="0" relativeHeight="251658247" behindDoc="0" locked="0" layoutInCell="1" allowOverlap="1" wp14:anchorId="22C0CA85" wp14:editId="4B21BC59">
             <wp:simplePos x="0" y="0"/>
             <wp:positionH relativeFrom="column">
               <wp:posOffset>2993450</wp:posOffset>
@@ -3908,7 +4046,15 @@
         <w:ind w:firstLine="0"/>
       </w:pPr>
       <w:r>
-        <w:t xml:space="preserve">Получаем следующий шифротекст </w:t>
+        <w:t xml:space="preserve">Получаем следующий </w:t>
+      </w:r>
+      <w:proofErr w:type="spellStart"/>
+      <w:r>
+        <w:t>шифротекст</w:t>
+      </w:r>
+      <w:proofErr w:type="spellEnd"/>
+      <w:r>
+        <w:t xml:space="preserve"> </w:t>
       </w:r>
       <w:r>
         <w:rPr>
@@ -3929,8 +4075,6 @@
         <w:t>”</w:t>
       </w:r>
     </w:p>
-    <w:p/>
-    <w:p/>
     <w:p>
       <w:pPr>
         <w:rPr>
@@ -3938,21 +4082,31 @@
         </w:rPr>
       </w:pPr>
     </w:p>
+    <w:p/>
+    <w:p/>
+    <w:p/>
+    <w:p>
+      <w:pPr>
+        <w:rPr>
+          <w:lang w:val="en-US"/>
+        </w:rPr>
+      </w:pPr>
+    </w:p>
     <w:p>
       <w:r>
         <w:drawing>
-          <wp:anchor distT="0" distB="0" distL="114300" distR="114300" simplePos="0" relativeHeight="251672576" behindDoc="0" locked="0" layoutInCell="1" allowOverlap="1" wp14:anchorId="765F089A" wp14:editId="235BC8F0">
+          <wp:anchor distT="0" distB="0" distL="114300" distR="114300" simplePos="0" relativeHeight="251660303" behindDoc="0" locked="0" layoutInCell="1" allowOverlap="1" wp14:anchorId="75F83507" wp14:editId="3E0077CF">
             <wp:simplePos x="0" y="0"/>
             <wp:positionH relativeFrom="column">
-              <wp:posOffset>2941955</wp:posOffset>
+              <wp:posOffset>2938780</wp:posOffset>
             </wp:positionH>
             <wp:positionV relativeFrom="paragraph">
-              <wp:posOffset>421640</wp:posOffset>
+              <wp:posOffset>415290</wp:posOffset>
             </wp:positionV>
-            <wp:extent cx="3003550" cy="2178050"/>
-            <wp:effectExtent l="0" t="0" r="6350" b="0"/>
+            <wp:extent cx="2980055" cy="2172970"/>
+            <wp:effectExtent l="0" t="0" r="0" b="0"/>
             <wp:wrapTopAndBottom/>
-            <wp:docPr id="915620713" name="Рисунок 1" descr="Изображение выглядит как текст, снимок экрана, Шрифт&#10;&#10;Содержимое, созданное искусственным интеллектом, может быть неверным."/>
+            <wp:docPr id="985823956" name="Рисунок 1" descr="Изображение выглядит как текст, снимок экрана, Шрифт&#10;&#10;Содержимое, созданное искусственным интеллектом, может быть неверным."/>
             <wp:cNvGraphicFramePr>
               <a:graphicFrameLocks xmlns:a="http://schemas.openxmlformats.org/drawingml/2006/main" noChangeAspect="1"/>
             </wp:cNvGraphicFramePr>
@@ -3960,7 +4114,7 @@
               <a:graphicData uri="http://schemas.openxmlformats.org/drawingml/2006/picture">
                 <pic:pic xmlns:pic="http://schemas.openxmlformats.org/drawingml/2006/picture">
                   <pic:nvPicPr>
-                    <pic:cNvPr id="915620713" name="Рисунок 1" descr="Изображение выглядит как текст, снимок экрана, Шрифт&#10;&#10;Содержимое, созданное искусственным интеллектом, может быть неверным."/>
+                    <pic:cNvPr id="985823956" name="Рисунок 1" descr="Изображение выглядит как текст, снимок экрана, Шрифт&#10;&#10;Содержимое, созданное искусственным интеллектом, может быть неверным."/>
                     <pic:cNvPicPr/>
                   </pic:nvPicPr>
                   <pic:blipFill rotWithShape="1">
@@ -3971,7 +4125,7 @@
                         </a:ext>
                       </a:extLst>
                     </a:blip>
-                    <a:srcRect l="716" r="1048"/>
+                    <a:srcRect l="832" t="1369" r="2786" b="2126"/>
                     <a:stretch>
                       <a:fillRect/>
                     </a:stretch>
@@ -3979,7 +4133,7 @@
                   <pic:spPr bwMode="auto">
                     <a:xfrm>
                       <a:off x="0" y="0"/>
-                      <a:ext cx="3003550" cy="2178050"/>
+                      <a:ext cx="2980055" cy="2172970"/>
                     </a:xfrm>
                     <a:prstGeom prst="rect">
                       <a:avLst/>
@@ -4007,18 +4161,18 @@
       </w:r>
       <w:r>
         <w:drawing>
-          <wp:anchor distT="0" distB="0" distL="114300" distR="114300" simplePos="0" relativeHeight="251671552" behindDoc="0" locked="0" layoutInCell="1" allowOverlap="1" wp14:anchorId="146B88EB" wp14:editId="1C3189C4">
+          <wp:anchor distT="0" distB="0" distL="114300" distR="114300" simplePos="0" relativeHeight="251659279" behindDoc="0" locked="0" layoutInCell="1" allowOverlap="1" wp14:anchorId="296469CE" wp14:editId="7A63225B">
             <wp:simplePos x="0" y="0"/>
             <wp:positionH relativeFrom="column">
-              <wp:posOffset>-83329</wp:posOffset>
+              <wp:posOffset>635</wp:posOffset>
             </wp:positionH>
             <wp:positionV relativeFrom="paragraph">
-              <wp:posOffset>421640</wp:posOffset>
+              <wp:posOffset>417931</wp:posOffset>
             </wp:positionV>
-            <wp:extent cx="3024505" cy="2178050"/>
-            <wp:effectExtent l="0" t="0" r="4445" b="0"/>
+            <wp:extent cx="2938780" cy="2172970"/>
+            <wp:effectExtent l="0" t="0" r="0" b="0"/>
             <wp:wrapTopAndBottom/>
-            <wp:docPr id="577427753" name="Рисунок 1"/>
+            <wp:docPr id="1391596100" name="Рисунок 1" descr="Изображение выглядит как текст, снимок экрана, Шрифт&#10;&#10;Содержимое, созданное искусственным интеллектом, может быть неверным."/>
             <wp:cNvGraphicFramePr>
               <a:graphicFrameLocks xmlns:a="http://schemas.openxmlformats.org/drawingml/2006/main" noChangeAspect="1"/>
             </wp:cNvGraphicFramePr>
@@ -4026,7 +4180,7 @@
               <a:graphicData uri="http://schemas.openxmlformats.org/drawingml/2006/picture">
                 <pic:pic xmlns:pic="http://schemas.openxmlformats.org/drawingml/2006/picture">
                   <pic:nvPicPr>
-                    <pic:cNvPr id="577427753" name=""/>
+                    <pic:cNvPr id="1391596100" name="Рисунок 1" descr="Изображение выглядит как текст, снимок экрана, Шрифт&#10;&#10;Содержимое, созданное искусственным интеллектом, может быть неверным."/>
                     <pic:cNvPicPr/>
                   </pic:nvPicPr>
                   <pic:blipFill rotWithShape="1">
@@ -4037,7 +4191,7 @@
                         </a:ext>
                       </a:extLst>
                     </a:blip>
-                    <a:srcRect r="1141"/>
+                    <a:srcRect r="1999"/>
                     <a:stretch>
                       <a:fillRect/>
                     </a:stretch>
@@ -4045,7 +4199,7 @@
                   <pic:spPr bwMode="auto">
                     <a:xfrm>
                       <a:off x="0" y="0"/>
-                      <a:ext cx="3024505" cy="2178050"/>
+                      <a:ext cx="2938780" cy="2172970"/>
                     </a:xfrm>
                     <a:prstGeom prst="rect">
                       <a:avLst/>
@@ -4081,8 +4235,13 @@
         <w:t xml:space="preserve"> </w:t>
       </w:r>
       <w:r>
-        <w:t>Алгоритм Виженера</w:t>
-      </w:r>
+        <w:t xml:space="preserve">Алгоритм </w:t>
+      </w:r>
+      <w:proofErr w:type="spellStart"/>
+      <w:r>
+        <w:t>Виженера</w:t>
+      </w:r>
+      <w:proofErr w:type="spellEnd"/>
       <w:r>
         <w:t xml:space="preserve"> (самогенерирующийся ключ)</w:t>
       </w:r>
@@ -4445,6 +4604,28 @@
               <w:ind w:firstLine="0"/>
               <w:jc w:val="center"/>
             </w:pPr>
+          </w:p>
+        </w:tc>
+        <w:tc>
+          <w:tcPr>
+            <w:tcW w:w="567" w:type="dxa"/>
+          </w:tcPr>
+          <w:p>
+            <w:pPr>
+              <w:ind w:firstLine="0"/>
+              <w:jc w:val="center"/>
+            </w:pPr>
+          </w:p>
+        </w:tc>
+        <w:tc>
+          <w:tcPr>
+            <w:tcW w:w="567" w:type="dxa"/>
+          </w:tcPr>
+          <w:p>
+            <w:pPr>
+              <w:ind w:firstLine="0"/>
+              <w:jc w:val="center"/>
+            </w:pPr>
             <w:r>
               <w:t>Ж</w:t>
             </w:r>
@@ -4459,17 +4640,6 @@
               <w:ind w:firstLine="0"/>
               <w:jc w:val="center"/>
             </w:pPr>
-          </w:p>
-        </w:tc>
-        <w:tc>
-          <w:tcPr>
-            <w:tcW w:w="567" w:type="dxa"/>
-          </w:tcPr>
-          <w:p>
-            <w:pPr>
-              <w:ind w:firstLine="0"/>
-              <w:jc w:val="center"/>
-            </w:pPr>
             <w:r>
               <w:t>И</w:t>
             </w:r>
@@ -4526,23 +4696,6 @@
               <w:ind w:firstLine="0"/>
               <w:jc w:val="center"/>
             </w:pPr>
-            <w:r>
-              <w:t>Б</w:t>
-            </w:r>
-          </w:p>
-        </w:tc>
-        <w:tc>
-          <w:tcPr>
-            <w:tcW w:w="567" w:type="dxa"/>
-          </w:tcPr>
-          <w:p>
-            <w:pPr>
-              <w:ind w:firstLine="0"/>
-              <w:jc w:val="center"/>
-            </w:pPr>
-            <w:r>
-              <w:t>Л</w:t>
-            </w:r>
           </w:p>
         </w:tc>
       </w:tr>
@@ -4553,7 +4706,15 @@
         <w:ind w:firstLine="0"/>
       </w:pPr>
       <w:r>
-        <w:t xml:space="preserve">Получаем следующий шифротекст </w:t>
+        <w:t xml:space="preserve">Получаем следующий </w:t>
+      </w:r>
+      <w:proofErr w:type="spellStart"/>
+      <w:r>
+        <w:t>шифротекст</w:t>
+      </w:r>
+      <w:proofErr w:type="spellEnd"/>
+      <w:r>
+        <w:t xml:space="preserve"> </w:t>
       </w:r>
       <w:r>
         <w:rPr>
@@ -4565,12 +4726,13 @@
         <w:t xml:space="preserve"> = “</w:t>
       </w:r>
       <w:r>
-        <w:t>А БЯЕЮЁ 5 ЗЛЛНЛ!</w:t>
+        <w:t>А БЯЕЮЁ 5 ЁЙЦОЙ!</w:t>
       </w:r>
       <w:r>
         <w:t>”</w:t>
       </w:r>
     </w:p>
+    <w:p/>
     <w:p/>
     <w:p/>
     <w:p>
@@ -4579,25 +4741,24 @@
           <w:lang w:val="en-US"/>
         </w:rPr>
       </w:pPr>
-    </w:p>
-    <w:p/>
-    <w:p/>
-    <w:p/>
-    <w:p>
-      <w:r>
+      <w:r>
+        <w:rPr>
+          <w:lang w:val="en-US"/>
+        </w:rPr>
+        <w:lastRenderedPageBreak/>
         <w:drawing>
-          <wp:anchor distT="0" distB="0" distL="114300" distR="114300" simplePos="0" relativeHeight="251674624" behindDoc="0" locked="0" layoutInCell="1" allowOverlap="1" wp14:anchorId="7403C5A8" wp14:editId="1ADA6C00">
+          <wp:anchor distT="0" distB="0" distL="114300" distR="114300" simplePos="0" relativeHeight="251662351" behindDoc="0" locked="0" layoutInCell="1" allowOverlap="1" wp14:anchorId="4BE1E125" wp14:editId="63FB1CFE">
             <wp:simplePos x="0" y="0"/>
             <wp:positionH relativeFrom="column">
-              <wp:posOffset>2955925</wp:posOffset>
+              <wp:posOffset>2983865</wp:posOffset>
             </wp:positionH>
             <wp:positionV relativeFrom="paragraph">
-              <wp:posOffset>120091</wp:posOffset>
+              <wp:posOffset>345234</wp:posOffset>
             </wp:positionV>
-            <wp:extent cx="3034665" cy="2190750"/>
+            <wp:extent cx="2991485" cy="2179320"/>
             <wp:effectExtent l="0" t="0" r="0" b="0"/>
             <wp:wrapTopAndBottom/>
-            <wp:docPr id="315649908" name="Рисунок 1" descr="Изображение выглядит как текст, снимок экрана&#10;&#10;Содержимое, созданное искусственным интеллектом, может быть неверным."/>
+            <wp:docPr id="1569357669" name="Рисунок 1" descr="Изображение выглядит как текст, снимок экрана, Шрифт, число&#10;&#10;Содержимое, созданное искусственным интеллектом, может быть неверным."/>
             <wp:cNvGraphicFramePr>
               <a:graphicFrameLocks xmlns:a="http://schemas.openxmlformats.org/drawingml/2006/main" noChangeAspect="1"/>
             </wp:cNvGraphicFramePr>
@@ -4605,7 +4766,7 @@
               <a:graphicData uri="http://schemas.openxmlformats.org/drawingml/2006/picture">
                 <pic:pic xmlns:pic="http://schemas.openxmlformats.org/drawingml/2006/picture">
                   <pic:nvPicPr>
-                    <pic:cNvPr id="315649908" name="Рисунок 1" descr="Изображение выглядит как текст, снимок экрана&#10;&#10;Содержимое, созданное искусственным интеллектом, может быть неверным."/>
+                    <pic:cNvPr id="1569357669" name="Рисунок 1" descr="Изображение выглядит как текст, снимок экрана, Шрифт, число&#10;&#10;Содержимое, созданное искусственным интеллектом, может быть неверным."/>
                     <pic:cNvPicPr/>
                   </pic:nvPicPr>
                   <pic:blipFill rotWithShape="1">
@@ -4616,7 +4777,7 @@
                         </a:ext>
                       </a:extLst>
                     </a:blip>
-                    <a:srcRect l="916" t="1966" r="1649" b="3685"/>
+                    <a:srcRect l="1239" t="1453" r="2332" b="2355"/>
                     <a:stretch>
                       <a:fillRect/>
                     </a:stretch>
@@ -4624,7 +4785,7 @@
                   <pic:spPr bwMode="auto">
                     <a:xfrm>
                       <a:off x="0" y="0"/>
-                      <a:ext cx="3034665" cy="2190750"/>
+                      <a:ext cx="2991485" cy="2179320"/>
                     </a:xfrm>
                     <a:prstGeom prst="rect">
                       <a:avLst/>
@@ -4655,18 +4816,18 @@
           <w:lang w:val="en-US"/>
         </w:rPr>
         <w:drawing>
-          <wp:anchor distT="0" distB="0" distL="114300" distR="114300" simplePos="0" relativeHeight="251673600" behindDoc="0" locked="0" layoutInCell="1" allowOverlap="1" wp14:anchorId="5D98FA12" wp14:editId="3A9662F9">
+          <wp:anchor distT="0" distB="0" distL="114300" distR="114300" simplePos="0" relativeHeight="251661327" behindDoc="0" locked="0" layoutInCell="1" allowOverlap="1" wp14:anchorId="71D48328" wp14:editId="51FAEC9F">
             <wp:simplePos x="0" y="0"/>
             <wp:positionH relativeFrom="column">
-              <wp:posOffset>-5715</wp:posOffset>
+              <wp:posOffset>-635</wp:posOffset>
             </wp:positionH>
             <wp:positionV relativeFrom="paragraph">
-              <wp:posOffset>116205</wp:posOffset>
+              <wp:posOffset>343477</wp:posOffset>
             </wp:positionV>
-            <wp:extent cx="2994660" cy="2190750"/>
-            <wp:effectExtent l="0" t="0" r="0" b="0"/>
+            <wp:extent cx="2985770" cy="2174240"/>
+            <wp:effectExtent l="0" t="0" r="5080" b="0"/>
             <wp:wrapTopAndBottom/>
-            <wp:docPr id="1657970052" name="Рисунок 1"/>
+            <wp:docPr id="567463014" name="Рисунок 1" descr="Изображение выглядит как текст, снимок экрана, Шрифт&#10;&#10;Содержимое, созданное искусственным интеллектом, может быть неверным."/>
             <wp:cNvGraphicFramePr>
               <a:graphicFrameLocks xmlns:a="http://schemas.openxmlformats.org/drawingml/2006/main" noChangeAspect="1"/>
             </wp:cNvGraphicFramePr>
@@ -4674,7 +4835,7 @@
               <a:graphicData uri="http://schemas.openxmlformats.org/drawingml/2006/picture">
                 <pic:pic xmlns:pic="http://schemas.openxmlformats.org/drawingml/2006/picture">
                   <pic:nvPicPr>
-                    <pic:cNvPr id="1657970052" name=""/>
+                    <pic:cNvPr id="567463014" name="Рисунок 1" descr="Изображение выглядит как текст, снимок экрана, Шрифт&#10;&#10;Содержимое, созданное искусственным интеллектом, может быть неверным."/>
                     <pic:cNvPicPr/>
                   </pic:nvPicPr>
                   <pic:blipFill rotWithShape="1">
@@ -4685,7 +4846,7 @@
                         </a:ext>
                       </a:extLst>
                     </a:blip>
-                    <a:srcRect l="1486" r="1825" b="1289"/>
+                    <a:srcRect l="1891" t="1990" r="5437" b="3317"/>
                     <a:stretch>
                       <a:fillRect/>
                     </a:stretch>
@@ -4693,7 +4854,7 @@
                   <pic:spPr bwMode="auto">
                     <a:xfrm>
                       <a:off x="0" y="0"/>
-                      <a:ext cx="2994660" cy="2190750"/>
+                      <a:ext cx="2985770" cy="2174240"/>
                     </a:xfrm>
                     <a:prstGeom prst="rect">
                       <a:avLst/>
@@ -4720,6 +4881,7 @@
         </w:drawing>
       </w:r>
     </w:p>
+    <w:p/>
     <w:tbl>
       <w:tblPr>
         <w:tblStyle w:val="a9"/>
@@ -4737,10 +4899,10 @@
         <w:gridCol w:w="454"/>
         <w:gridCol w:w="465"/>
         <w:gridCol w:w="454"/>
-        <w:gridCol w:w="465"/>
         <w:gridCol w:w="454"/>
         <w:gridCol w:w="454"/>
         <w:gridCol w:w="454"/>
+        <w:gridCol w:w="465"/>
         <w:gridCol w:w="454"/>
         <w:gridCol w:w="454"/>
         <w:gridCol w:w="454"/>
@@ -5099,6 +5261,31 @@
             <w:pPr>
               <w:ind w:firstLine="0"/>
               <w:jc w:val="center"/>
+              <w:rPr>
+                <w:lang w:val="en-US"/>
+              </w:rPr>
+            </w:pPr>
+          </w:p>
+        </w:tc>
+        <w:tc>
+          <w:tcPr>
+            <w:tcW w:w="454" w:type="dxa"/>
+          </w:tcPr>
+          <w:p>
+            <w:pPr>
+              <w:ind w:firstLine="0"/>
+              <w:jc w:val="center"/>
+            </w:pPr>
+          </w:p>
+        </w:tc>
+        <w:tc>
+          <w:tcPr>
+            <w:tcW w:w="454" w:type="dxa"/>
+          </w:tcPr>
+          <w:p>
+            <w:pPr>
+              <w:ind w:firstLine="0"/>
+              <w:jc w:val="center"/>
             </w:pPr>
             <w:r>
               <w:t>В</w:t>
@@ -5114,6 +5301,9 @@
               <w:ind w:firstLine="0"/>
               <w:jc w:val="center"/>
             </w:pPr>
+            <w:r>
+              <w:t>Е</w:t>
+            </w:r>
           </w:p>
         </w:tc>
         <w:tc>
@@ -5126,7 +5316,7 @@
               <w:jc w:val="center"/>
             </w:pPr>
             <w:r>
-              <w:t>Е</w:t>
+              <w:t>Т</w:t>
             </w:r>
           </w:p>
         </w:tc>
@@ -5139,128 +5329,100 @@
               <w:ind w:firstLine="0"/>
               <w:jc w:val="center"/>
             </w:pPr>
+          </w:p>
+        </w:tc>
+        <w:tc>
+          <w:tcPr>
+            <w:tcW w:w="454" w:type="dxa"/>
+          </w:tcPr>
+          <w:p>
+            <w:pPr>
+              <w:ind w:firstLine="0"/>
+              <w:jc w:val="center"/>
+            </w:pPr>
+          </w:p>
+        </w:tc>
+        <w:tc>
+          <w:tcPr>
+            <w:tcW w:w="454" w:type="dxa"/>
+          </w:tcPr>
+          <w:p>
+            <w:pPr>
+              <w:ind w:firstLine="0"/>
+              <w:jc w:val="center"/>
+            </w:pPr>
+            <w:r>
+              <w:t>М</w:t>
+            </w:r>
+          </w:p>
+        </w:tc>
+        <w:tc>
+          <w:tcPr>
+            <w:tcW w:w="454" w:type="dxa"/>
+          </w:tcPr>
+          <w:p>
+            <w:pPr>
+              <w:ind w:firstLine="0"/>
+              <w:jc w:val="center"/>
+            </w:pPr>
+            <w:r>
+              <w:t>И</w:t>
+            </w:r>
+          </w:p>
+        </w:tc>
+        <w:tc>
+          <w:tcPr>
+            <w:tcW w:w="454" w:type="dxa"/>
+          </w:tcPr>
+          <w:p>
+            <w:pPr>
+              <w:ind w:firstLine="0"/>
+              <w:jc w:val="center"/>
+            </w:pPr>
+            <w:r>
+              <w:t>Р</w:t>
+            </w:r>
+          </w:p>
+        </w:tc>
+        <w:tc>
+          <w:tcPr>
+            <w:tcW w:w="454" w:type="dxa"/>
+          </w:tcPr>
+          <w:p>
+            <w:pPr>
+              <w:ind w:firstLine="0"/>
+              <w:jc w:val="center"/>
+            </w:pPr>
+          </w:p>
+        </w:tc>
+        <w:tc>
+          <w:tcPr>
+            <w:tcW w:w="454" w:type="dxa"/>
+          </w:tcPr>
+          <w:p>
+            <w:pPr>
+              <w:ind w:firstLine="0"/>
+              <w:jc w:val="center"/>
+            </w:pPr>
+            <w:r>
+              <w:t>Э</w:t>
+            </w:r>
+          </w:p>
+        </w:tc>
+        <w:tc>
+          <w:tcPr>
+            <w:tcW w:w="454" w:type="dxa"/>
+          </w:tcPr>
+          <w:p>
+            <w:pPr>
+              <w:ind w:firstLine="0"/>
+              <w:jc w:val="center"/>
+              <w:rPr>
+                <w:lang w:val="en-US"/>
+              </w:rPr>
+            </w:pPr>
             <w:r>
               <w:t>Т</w:t>
-            </w:r>
-          </w:p>
-        </w:tc>
-        <w:tc>
-          <w:tcPr>
-            <w:tcW w:w="454" w:type="dxa"/>
-          </w:tcPr>
-          <w:p>
-            <w:pPr>
-              <w:ind w:firstLine="0"/>
-              <w:jc w:val="center"/>
-            </w:pPr>
-            <w:r>
-              <w:t>М</w:t>
-            </w:r>
-          </w:p>
-        </w:tc>
-        <w:tc>
-          <w:tcPr>
-            <w:tcW w:w="454" w:type="dxa"/>
-          </w:tcPr>
-          <w:p>
-            <w:pPr>
-              <w:ind w:firstLine="0"/>
-              <w:jc w:val="center"/>
-            </w:pPr>
-            <w:r>
-              <w:t>И</w:t>
-            </w:r>
-          </w:p>
-        </w:tc>
-        <w:tc>
-          <w:tcPr>
-            <w:tcW w:w="454" w:type="dxa"/>
-          </w:tcPr>
-          <w:p>
-            <w:pPr>
-              <w:ind w:firstLine="0"/>
-              <w:jc w:val="center"/>
-            </w:pPr>
-          </w:p>
-        </w:tc>
-        <w:tc>
-          <w:tcPr>
-            <w:tcW w:w="454" w:type="dxa"/>
-          </w:tcPr>
-          <w:p>
-            <w:pPr>
-              <w:ind w:firstLine="0"/>
-              <w:jc w:val="center"/>
-            </w:pPr>
-            <w:r>
-              <w:t>Р</w:t>
-            </w:r>
-          </w:p>
-        </w:tc>
-        <w:tc>
-          <w:tcPr>
-            <w:tcW w:w="454" w:type="dxa"/>
-          </w:tcPr>
-          <w:p>
-            <w:pPr>
-              <w:ind w:firstLine="0"/>
-              <w:jc w:val="center"/>
-            </w:pPr>
-            <w:r>
-              <w:t>Э</w:t>
-            </w:r>
-          </w:p>
-        </w:tc>
-        <w:tc>
-          <w:tcPr>
-            <w:tcW w:w="454" w:type="dxa"/>
-          </w:tcPr>
-          <w:p>
-            <w:pPr>
-              <w:ind w:firstLine="0"/>
-              <w:jc w:val="center"/>
-            </w:pPr>
-            <w:r>
-              <w:t>Т</w:t>
-            </w:r>
-          </w:p>
-        </w:tc>
-        <w:tc>
-          <w:tcPr>
-            <w:tcW w:w="454" w:type="dxa"/>
-          </w:tcPr>
-          <w:p>
-            <w:pPr>
-              <w:ind w:firstLine="0"/>
-              <w:jc w:val="center"/>
-            </w:pPr>
-          </w:p>
-        </w:tc>
-        <w:tc>
-          <w:tcPr>
-            <w:tcW w:w="454" w:type="dxa"/>
-          </w:tcPr>
-          <w:p>
-            <w:pPr>
-              <w:ind w:firstLine="0"/>
-              <w:jc w:val="center"/>
-            </w:pPr>
-            <w:r>
-              <w:t>О</w:t>
-            </w:r>
-          </w:p>
-        </w:tc>
-        <w:tc>
-          <w:tcPr>
-            <w:tcW w:w="454" w:type="dxa"/>
-          </w:tcPr>
-          <w:p>
-            <w:pPr>
-              <w:ind w:firstLine="0"/>
-              <w:jc w:val="center"/>
-            </w:pPr>
-            <w:r>
-              <w:t>Ё</w:t>
             </w:r>
           </w:p>
         </w:tc>
@@ -5269,7 +5431,15 @@
     <w:p/>
     <w:p>
       <w:r>
-        <w:t xml:space="preserve">Получаем следующий шифротекст </w:t>
+        <w:t xml:space="preserve">Получаем следующий </w:t>
+      </w:r>
+      <w:proofErr w:type="spellStart"/>
+      <w:r>
+        <w:t>шифротекст</w:t>
+      </w:r>
+      <w:proofErr w:type="spellEnd"/>
+      <w:r>
+        <w:t xml:space="preserve"> </w:t>
       </w:r>
       <w:r>
         <w:rPr>
@@ -5281,7 +5451,7 @@
         <w:t xml:space="preserve"> = “</w:t>
       </w:r>
       <w:r>
-        <w:t>ЬЩЭСХЫ, СЫЭ! НПБ ФМ</w:t>
+        <w:t>ЬЩЭСХЫ, ОНГ! ЙЫЯ ГЩ</w:t>
       </w:r>
       <w:r>
         <w:t>”</w:t>
@@ -5301,10 +5471,10 @@
       <w:pPr>
         <w:pStyle w:val="2"/>
       </w:pPr>
-      <w:bookmarkStart w:id="2" w:name="_Toc222064947"/>
+      <w:bookmarkStart w:id="2" w:name="_Toc222074502"/>
       <w:r>
         <w:drawing>
-          <wp:anchor distT="0" distB="0" distL="114300" distR="114300" simplePos="0" relativeHeight="251676672" behindDoc="0" locked="0" layoutInCell="1" allowOverlap="1" wp14:anchorId="79AD82FA" wp14:editId="0AD0557E">
+          <wp:anchor distT="0" distB="0" distL="114300" distR="114300" simplePos="0" relativeHeight="251658253" behindDoc="0" locked="0" layoutInCell="1" allowOverlap="1" wp14:anchorId="79AD82FA" wp14:editId="0AD0557E">
             <wp:simplePos x="0" y="0"/>
             <wp:positionH relativeFrom="column">
               <wp:posOffset>-34925</wp:posOffset>
@@ -5370,7 +5540,7 @@
       </w:r>
       <w:r>
         <w:drawing>
-          <wp:anchor distT="0" distB="0" distL="114300" distR="114300" simplePos="0" relativeHeight="251678720" behindDoc="0" locked="0" layoutInCell="1" allowOverlap="1" wp14:anchorId="2F4F5C9E" wp14:editId="321C82BD">
+          <wp:anchor distT="0" distB="0" distL="114300" distR="114300" simplePos="0" relativeHeight="251658255" behindDoc="0" locked="0" layoutInCell="1" allowOverlap="1" wp14:anchorId="2F4F5C9E" wp14:editId="321C82BD">
             <wp:simplePos x="0" y="0"/>
             <wp:positionH relativeFrom="column">
               <wp:posOffset>2016760</wp:posOffset>
@@ -5436,7 +5606,7 @@
       </w:r>
       <w:r>
         <w:drawing>
-          <wp:anchor distT="0" distB="0" distL="114300" distR="114300" simplePos="0" relativeHeight="251677696" behindDoc="0" locked="0" layoutInCell="1" allowOverlap="1" wp14:anchorId="73C77CA2" wp14:editId="659C23F6">
+          <wp:anchor distT="0" distB="0" distL="114300" distR="114300" simplePos="0" relativeHeight="251658254" behindDoc="0" locked="0" layoutInCell="1" allowOverlap="1" wp14:anchorId="73C77CA2" wp14:editId="659C23F6">
             <wp:simplePos x="0" y="0"/>
             <wp:positionH relativeFrom="column">
               <wp:posOffset>4079240</wp:posOffset>
@@ -5502,7 +5672,7 @@
       </w:r>
       <w:r>
         <w:drawing>
-          <wp:anchor distT="0" distB="0" distL="114300" distR="114300" simplePos="0" relativeHeight="251675648" behindDoc="0" locked="0" layoutInCell="1" allowOverlap="1" wp14:anchorId="1091662D" wp14:editId="5E8C7F0B">
+          <wp:anchor distT="0" distB="0" distL="114300" distR="114300" simplePos="0" relativeHeight="251658252" behindDoc="0" locked="0" layoutInCell="1" allowOverlap="1" wp14:anchorId="1091662D" wp14:editId="5E8C7F0B">
             <wp:simplePos x="0" y="0"/>
             <wp:positionH relativeFrom="column">
               <wp:posOffset>-3175</wp:posOffset>
@@ -5569,6 +5739,108 @@
     <w:p>
       <w:pPr>
         <w:ind w:firstLine="0"/>
+        <w:rPr>
+          <w:lang w:val="en-US"/>
+        </w:rPr>
+      </w:pPr>
+    </w:p>
+    <w:p>
+      <w:pPr>
+        <w:ind w:firstLine="0"/>
+        <w:rPr>
+          <w:lang w:val="en-US"/>
+        </w:rPr>
+      </w:pPr>
+    </w:p>
+    <w:p>
+      <w:pPr>
+        <w:ind w:firstLine="0"/>
+        <w:rPr>
+          <w:lang w:val="en-US"/>
+        </w:rPr>
+      </w:pPr>
+    </w:p>
+    <w:p>
+      <w:pPr>
+        <w:pStyle w:val="2"/>
+      </w:pPr>
+      <w:bookmarkStart w:id="3" w:name="_Toc222074503"/>
+      <w:r>
+        <w:t>4</w:t>
+      </w:r>
+      <w:r>
+        <w:t xml:space="preserve"> </w:t>
+      </w:r>
+      <w:r>
+        <w:t>Вывод о криптостойкости</w:t>
+      </w:r>
+      <w:bookmarkEnd w:id="3"/>
+    </w:p>
+    <w:p>
+      <w:pPr>
+        <w:ind w:firstLine="0"/>
+      </w:pPr>
+    </w:p>
+    <w:p>
+      <w:r>
+        <w:t xml:space="preserve">В ходе лабораторной работы были реализованы два классических алгоритма шифрования: </w:t>
+      </w:r>
+      <w:proofErr w:type="spellStart"/>
+      <w:r>
+        <w:t>столбцовый</w:t>
+      </w:r>
+      <w:proofErr w:type="spellEnd"/>
+      <w:r>
+        <w:t xml:space="preserve"> метод с двумя ключевыми словами и алгоритм </w:t>
+      </w:r>
+      <w:proofErr w:type="spellStart"/>
+      <w:r>
+        <w:t>Виженера</w:t>
+      </w:r>
+      <w:proofErr w:type="spellEnd"/>
+      <w:r>
+        <w:t xml:space="preserve"> с самогенерирующимся ключом.</w:t>
+      </w:r>
+    </w:p>
+    <w:p>
+      <w:proofErr w:type="spellStart"/>
+      <w:r>
+        <w:t>Столбцовый</w:t>
+      </w:r>
+      <w:proofErr w:type="spellEnd"/>
+      <w:r>
+        <w:t xml:space="preserve"> метод относится к перестановочным шифрам и изменяет только порядок символов, сохраняя их частотные характеристики. Даже при использовании двух ключевых слов шифр остаётся уязвимым к частотному анализу и перебору возможных перестановок при достаточном объёме </w:t>
+      </w:r>
+      <w:proofErr w:type="spellStart"/>
+      <w:r>
+        <w:t>шифротекста</w:t>
+      </w:r>
+      <w:proofErr w:type="spellEnd"/>
+      <w:r>
+        <w:t>. Поэтому его криптостойкость оценивается как низкая.</w:t>
+      </w:r>
+    </w:p>
+    <w:p>
+      <w:r>
+        <w:t xml:space="preserve">Алгоритм </w:t>
+      </w:r>
+      <w:proofErr w:type="spellStart"/>
+      <w:r>
+        <w:t>Виженера</w:t>
+      </w:r>
+      <w:proofErr w:type="spellEnd"/>
+      <w:r>
+        <w:t xml:space="preserve"> с самогенерирующимся ключом является более устойчивым к анализу, так как устраняет периодичность ключа и усложняет статистическое вскрытие. Тем не менее, он также не соответствует современным требованиям криптографической безопасности и может быть взломан при наличии достаточных данных.</w:t>
+      </w:r>
+    </w:p>
+    <w:p>
+      <w:r>
+        <w:t>Таким образом, оба алгоритма подходят для учебных целей и демонстрации принципов шифрования, однако не обеспечивают надёжную защиту информации в современных условиях.</w:t>
+      </w:r>
+    </w:p>
+    <w:p>
+      <w:pPr>
+        <w:ind w:firstLine="0"/>
       </w:pPr>
     </w:p>
     <w:sectPr>
@@ -5618,6 +5890,7 @@
         <w:docPartUnique/>
       </w:docPartObj>
     </w:sdtPr>
+    <w:sdtEndPr/>
     <w:sdtContent>
       <w:p>
         <w:pPr>

--- a/Lab1/Отчёт.docx
+++ b/Lab1/Отчёт.docx
@@ -243,24 +243,20 @@
       <w:r>
         <w:t xml:space="preserve"> </w:t>
       </w:r>
-      <w:proofErr w:type="gramStart"/>
       <w:r>
         <w:t>Д</w:t>
       </w:r>
       <w:r>
         <w:t>.Д.</w:t>
       </w:r>
-      <w:proofErr w:type="gramEnd"/>
     </w:p>
     <w:p>
       <w:pPr>
         <w:ind w:left="6480" w:firstLine="0"/>
       </w:pPr>
-      <w:proofErr w:type="spellStart"/>
-      <w:r>
-        <w:t>Преподователь</w:t>
-      </w:r>
-      <w:proofErr w:type="spellEnd"/>
+      <w:r>
+        <w:t>Преподаватель</w:t>
+      </w:r>
       <w:r>
         <w:t>:</w:t>
       </w:r>
@@ -333,7 +329,6 @@
           <w:docPartUnique/>
         </w:docPartObj>
       </w:sdtPr>
-      <w:sdtEndPr/>
       <w:sdtContent>
         <w:p/>
         <w:p>
@@ -358,7 +353,7 @@
           <w:r>
             <w:fldChar w:fldCharType="separate"/>
           </w:r>
-          <w:hyperlink w:anchor="_Toc222074500" w:history="1">
+          <w:hyperlink w:anchor="_Toc222094009" w:history="1">
             <w:r>
               <w:rPr>
                 <w:rStyle w:val="af"/>
@@ -385,7 +380,7 @@
                 <w:noProof/>
                 <w:webHidden/>
               </w:rPr>
-              <w:instrText xml:space="preserve"> PAGEREF _Toc222074500 \h </w:instrText>
+              <w:instrText xml:space="preserve"> PAGEREF _Toc222094009 \h </w:instrText>
             </w:r>
             <w:r>
               <w:rPr>
@@ -429,7 +424,7 @@
               <w14:ligatures w14:val="standardContextual"/>
             </w:rPr>
           </w:pPr>
-          <w:hyperlink w:anchor="_Toc222074501" w:history="1">
+          <w:hyperlink w:anchor="_Toc222094010" w:history="1">
             <w:r>
               <w:rPr>
                 <w:rStyle w:val="af"/>
@@ -456,7 +451,7 @@
                 <w:noProof/>
                 <w:webHidden/>
               </w:rPr>
-              <w:instrText xml:space="preserve"> PAGEREF _Toc222074501 \h </w:instrText>
+              <w:instrText xml:space="preserve"> PAGEREF _Toc222094010 \h </w:instrText>
             </w:r>
             <w:r>
               <w:rPr>
@@ -500,7 +495,7 @@
               <w14:ligatures w14:val="standardContextual"/>
             </w:rPr>
           </w:pPr>
-          <w:hyperlink w:anchor="_Toc222074502" w:history="1">
+          <w:hyperlink w:anchor="_Toc222094011" w:history="1">
             <w:r>
               <w:rPr>
                 <w:rStyle w:val="af"/>
@@ -527,7 +522,7 @@
                 <w:noProof/>
                 <w:webHidden/>
               </w:rPr>
-              <w:instrText xml:space="preserve"> PAGEREF _Toc222074502 \h </w:instrText>
+              <w:instrText xml:space="preserve"> PAGEREF _Toc222094011 \h </w:instrText>
             </w:r>
             <w:r>
               <w:rPr>
@@ -547,7 +542,7 @@
                 <w:noProof/>
                 <w:webHidden/>
               </w:rPr>
-              <w:t>6</w:t>
+              <w:t>7</w:t>
             </w:r>
             <w:r>
               <w:rPr>
@@ -571,7 +566,7 @@
               <w14:ligatures w14:val="standardContextual"/>
             </w:rPr>
           </w:pPr>
-          <w:hyperlink w:anchor="_Toc222074503" w:history="1">
+          <w:hyperlink w:anchor="_Toc222094012" w:history="1">
             <w:r>
               <w:rPr>
                 <w:rStyle w:val="af"/>
@@ -598,7 +593,7 @@
                 <w:noProof/>
                 <w:webHidden/>
               </w:rPr>
-              <w:instrText xml:space="preserve"> PAGEREF _Toc222074503 \h </w:instrText>
+              <w:instrText xml:space="preserve"> PAGEREF _Toc222094012 \h </w:instrText>
             </w:r>
             <w:r>
               <w:rPr>
@@ -654,7 +649,7 @@
       <w:pPr>
         <w:pStyle w:val="2"/>
       </w:pPr>
-      <w:bookmarkStart w:id="0" w:name="_Toc222074500"/>
+      <w:bookmarkStart w:id="0" w:name="_Toc222094009"/>
       <w:r>
         <w:lastRenderedPageBreak/>
         <w:t xml:space="preserve">1 </w:t>
@@ -750,7 +745,7 @@
       <w:pPr>
         <w:pStyle w:val="2"/>
       </w:pPr>
-      <w:bookmarkStart w:id="1" w:name="_Toc222074501"/>
+      <w:bookmarkStart w:id="1" w:name="_Toc222094010"/>
       <w:r>
         <w:t xml:space="preserve">2 </w:t>
       </w:r>
@@ -3192,16 +3187,10 @@
       </w:r>
     </w:p>
     <w:p>
-      <w:pPr>
-        <w:rPr>
-          <w:lang w:val="en-US"/>
-        </w:rPr>
-      </w:pPr>
-    </w:p>
-    <w:p>
-      <w:r>
+      <w:r>
+        <w:lastRenderedPageBreak/>
         <w:drawing>
-          <wp:anchor distT="0" distB="0" distL="114300" distR="114300" simplePos="0" relativeHeight="251658246" behindDoc="0" locked="0" layoutInCell="1" allowOverlap="1" wp14:anchorId="0B66AAB4" wp14:editId="30013CD0">
+          <wp:anchor distT="0" distB="0" distL="114300" distR="114300" simplePos="0" relativeHeight="251658246" behindDoc="0" locked="0" layoutInCell="1" allowOverlap="1" wp14:anchorId="0B66AAB4" wp14:editId="37B6898B">
             <wp:simplePos x="0" y="0"/>
             <wp:positionH relativeFrom="column">
               <wp:posOffset>-83940</wp:posOffset>
@@ -4082,31 +4071,47 @@
         </w:rPr>
       </w:pPr>
     </w:p>
+    <w:p>
+      <w:r>
+        <w:t>2.</w:t>
+      </w:r>
+      <w:r>
+        <w:t>2</w:t>
+      </w:r>
+      <w:r>
+        <w:t xml:space="preserve"> </w:t>
+      </w:r>
+      <w:r>
+        <w:t xml:space="preserve">Алгоритм </w:t>
+      </w:r>
+      <w:proofErr w:type="spellStart"/>
+      <w:r>
+        <w:t>Виженера</w:t>
+      </w:r>
+      <w:proofErr w:type="spellEnd"/>
+      <w:r>
+        <w:t xml:space="preserve"> (самогенерирующийся ключ)</w:t>
+      </w:r>
+    </w:p>
     <w:p/>
-    <w:p/>
-    <w:p/>
-    <w:p>
-      <w:pPr>
+    <w:p>
+      <w:r>
         <w:rPr>
-          <w:lang w:val="en-US"/>
+          <w:noProof/>
         </w:rPr>
-      </w:pPr>
-    </w:p>
-    <w:p>
-      <w:r>
         <w:drawing>
-          <wp:anchor distT="0" distB="0" distL="114300" distR="114300" simplePos="0" relativeHeight="251660303" behindDoc="0" locked="0" layoutInCell="1" allowOverlap="1" wp14:anchorId="75F83507" wp14:editId="3E0077CF">
+          <wp:anchor distT="0" distB="0" distL="114300" distR="114300" simplePos="0" relativeHeight="251663375" behindDoc="0" locked="0" layoutInCell="1" allowOverlap="1" wp14:anchorId="63F87A40" wp14:editId="33D54395">
             <wp:simplePos x="0" y="0"/>
             <wp:positionH relativeFrom="column">
-              <wp:posOffset>2938780</wp:posOffset>
+              <wp:posOffset>344170</wp:posOffset>
             </wp:positionH>
             <wp:positionV relativeFrom="paragraph">
-              <wp:posOffset>415290</wp:posOffset>
+              <wp:posOffset>100965</wp:posOffset>
             </wp:positionV>
-            <wp:extent cx="2980055" cy="2172970"/>
+            <wp:extent cx="5259705" cy="4419600"/>
             <wp:effectExtent l="0" t="0" r="0" b="0"/>
             <wp:wrapTopAndBottom/>
-            <wp:docPr id="985823956" name="Рисунок 1" descr="Изображение выглядит как текст, снимок экрана, Шрифт&#10;&#10;Содержимое, созданное искусственным интеллектом, может быть неверным."/>
+            <wp:docPr id="784866850" name="Рисунок 1" descr="Квадрат (таблица) Виженера русского алфавита"/>
             <wp:cNvGraphicFramePr>
               <a:graphicFrameLocks xmlns:a="http://schemas.openxmlformats.org/drawingml/2006/main" noChangeAspect="1"/>
             </wp:cNvGraphicFramePr>
@@ -4114,10 +4119,12 @@
               <a:graphicData uri="http://schemas.openxmlformats.org/drawingml/2006/picture">
                 <pic:pic xmlns:pic="http://schemas.openxmlformats.org/drawingml/2006/picture">
                   <pic:nvPicPr>
-                    <pic:cNvPr id="985823956" name="Рисунок 1" descr="Изображение выглядит как текст, снимок экрана, Шрифт&#10;&#10;Содержимое, созданное искусственным интеллектом, может быть неверным."/>
-                    <pic:cNvPicPr/>
+                    <pic:cNvPr id="0" name="Picture 1" descr="Квадрат (таблица) Виженера русского алфавита"/>
+                    <pic:cNvPicPr>
+                      <a:picLocks noChangeAspect="1" noChangeArrowheads="1"/>
+                    </pic:cNvPicPr>
                   </pic:nvPicPr>
-                  <pic:blipFill rotWithShape="1">
+                  <pic:blipFill>
                     <a:blip r:embed="rId16">
                       <a:extLst>
                         <a:ext uri="{28A0092B-C50C-407E-A947-70E740481C1C}">
@@ -4125,7 +4132,7 @@
                         </a:ext>
                       </a:extLst>
                     </a:blip>
-                    <a:srcRect l="832" t="1369" r="2786" b="2126"/>
+                    <a:srcRect/>
                     <a:stretch>
                       <a:fillRect/>
                     </a:stretch>
@@ -4133,19 +4140,15 @@
                   <pic:spPr bwMode="auto">
                     <a:xfrm>
                       <a:off x="0" y="0"/>
-                      <a:ext cx="2980055" cy="2172970"/>
+                      <a:ext cx="5259705" cy="4419600"/>
                     </a:xfrm>
                     <a:prstGeom prst="rect">
                       <a:avLst/>
                     </a:prstGeom>
+                    <a:noFill/>
                     <a:ln>
                       <a:noFill/>
                     </a:ln>
-                    <a:extLst>
-                      <a:ext uri="{53640926-AAD7-44D8-BBD7-CCE9431645EC}">
-                        <a14:shadowObscured xmlns:a14="http://schemas.microsoft.com/office/drawing/2010/main"/>
-                      </a:ext>
-                    </a:extLst>
                   </pic:spPr>
                 </pic:pic>
               </a:graphicData>
@@ -4159,15 +4162,40 @@
           </wp:anchor>
         </w:drawing>
       </w:r>
+    </w:p>
+    <w:p>
+      <w:pPr>
+        <w:ind w:firstLine="0"/>
+        <w:jc w:val="center"/>
+      </w:pPr>
+      <w:r>
+        <w:t xml:space="preserve">Рис 2.2.1 – Таблица </w:t>
+      </w:r>
+      <w:proofErr w:type="spellStart"/>
+      <w:r>
+        <w:t>Виженера</w:t>
+      </w:r>
+      <w:proofErr w:type="spellEnd"/>
+      <w:r>
+        <w:t xml:space="preserve"> для русского алфавита</w:t>
+      </w:r>
+    </w:p>
+    <w:p>
+      <w:pPr>
+        <w:ind w:firstLine="0"/>
+        <w:jc w:val="center"/>
+      </w:pPr>
+    </w:p>
+    <w:p>
       <w:r>
         <w:drawing>
-          <wp:anchor distT="0" distB="0" distL="114300" distR="114300" simplePos="0" relativeHeight="251659279" behindDoc="0" locked="0" layoutInCell="1" allowOverlap="1" wp14:anchorId="296469CE" wp14:editId="7A63225B">
+          <wp:anchor distT="0" distB="0" distL="114300" distR="114300" simplePos="0" relativeHeight="251659279" behindDoc="0" locked="0" layoutInCell="1" allowOverlap="1" wp14:anchorId="296469CE" wp14:editId="0B3D7A9D">
             <wp:simplePos x="0" y="0"/>
             <wp:positionH relativeFrom="column">
               <wp:posOffset>635</wp:posOffset>
             </wp:positionH>
             <wp:positionV relativeFrom="paragraph">
-              <wp:posOffset>417931</wp:posOffset>
+              <wp:posOffset>132080</wp:posOffset>
             </wp:positionV>
             <wp:extent cx="2938780" cy="2172970"/>
             <wp:effectExtent l="0" t="0" r="0" b="0"/>
@@ -4226,27 +4254,72 @@
         </w:drawing>
       </w:r>
       <w:r>
-        <w:t>2.</w:t>
-      </w:r>
-      <w:r>
-        <w:t>2</w:t>
-      </w:r>
-      <w:r>
-        <w:t xml:space="preserve"> </w:t>
-      </w:r>
-      <w:r>
-        <w:t xml:space="preserve">Алгоритм </w:t>
-      </w:r>
-      <w:proofErr w:type="spellStart"/>
-      <w:r>
-        <w:t>Виженера</w:t>
-      </w:r>
-      <w:proofErr w:type="spellEnd"/>
-      <w:r>
-        <w:t xml:space="preserve"> (самогенерирующийся ключ)</w:t>
-      </w:r>
-    </w:p>
-    <w:p/>
+        <w:drawing>
+          <wp:anchor distT="0" distB="0" distL="114300" distR="114300" simplePos="0" relativeHeight="251660303" behindDoc="0" locked="0" layoutInCell="1" allowOverlap="1" wp14:anchorId="75F83507" wp14:editId="1050EA69">
+            <wp:simplePos x="0" y="0"/>
+            <wp:positionH relativeFrom="column">
+              <wp:posOffset>2938780</wp:posOffset>
+            </wp:positionH>
+            <wp:positionV relativeFrom="paragraph">
+              <wp:posOffset>129732</wp:posOffset>
+            </wp:positionV>
+            <wp:extent cx="2980055" cy="2172970"/>
+            <wp:effectExtent l="0" t="0" r="0" b="0"/>
+            <wp:wrapTopAndBottom/>
+            <wp:docPr id="985823956" name="Рисунок 1" descr="Изображение выглядит как текст, снимок экрана, Шрифт&#10;&#10;Содержимое, созданное искусственным интеллектом, может быть неверным."/>
+            <wp:cNvGraphicFramePr>
+              <a:graphicFrameLocks xmlns:a="http://schemas.openxmlformats.org/drawingml/2006/main" noChangeAspect="1"/>
+            </wp:cNvGraphicFramePr>
+            <a:graphic xmlns:a="http://schemas.openxmlformats.org/drawingml/2006/main">
+              <a:graphicData uri="http://schemas.openxmlformats.org/drawingml/2006/picture">
+                <pic:pic xmlns:pic="http://schemas.openxmlformats.org/drawingml/2006/picture">
+                  <pic:nvPicPr>
+                    <pic:cNvPr id="985823956" name="Рисунок 1" descr="Изображение выглядит как текст, снимок экрана, Шрифт&#10;&#10;Содержимое, созданное искусственным интеллектом, может быть неверным."/>
+                    <pic:cNvPicPr/>
+                  </pic:nvPicPr>
+                  <pic:blipFill rotWithShape="1">
+                    <a:blip r:embed="rId18">
+                      <a:extLst>
+                        <a:ext uri="{28A0092B-C50C-407E-A947-70E740481C1C}">
+                          <a14:useLocalDpi xmlns:a14="http://schemas.microsoft.com/office/drawing/2010/main" val="0"/>
+                        </a:ext>
+                      </a:extLst>
+                    </a:blip>
+                    <a:srcRect l="832" t="1369" r="2786" b="2126"/>
+                    <a:stretch>
+                      <a:fillRect/>
+                    </a:stretch>
+                  </pic:blipFill>
+                  <pic:spPr bwMode="auto">
+                    <a:xfrm>
+                      <a:off x="0" y="0"/>
+                      <a:ext cx="2980055" cy="2172970"/>
+                    </a:xfrm>
+                    <a:prstGeom prst="rect">
+                      <a:avLst/>
+                    </a:prstGeom>
+                    <a:ln>
+                      <a:noFill/>
+                    </a:ln>
+                    <a:extLst>
+                      <a:ext uri="{53640926-AAD7-44D8-BBD7-CCE9431645EC}">
+                        <a14:shadowObscured xmlns:a14="http://schemas.microsoft.com/office/drawing/2010/main"/>
+                      </a:ext>
+                    </a:extLst>
+                  </pic:spPr>
+                </pic:pic>
+              </a:graphicData>
+            </a:graphic>
+            <wp14:sizeRelH relativeFrom="page">
+              <wp14:pctWidth>0</wp14:pctWidth>
+            </wp14:sizeRelH>
+            <wp14:sizeRelV relativeFrom="page">
+              <wp14:pctHeight>0</wp14:pctHeight>
+            </wp14:sizeRelV>
+          </wp:anchor>
+        </w:drawing>
+      </w:r>
+    </w:p>
     <w:tbl>
       <w:tblPr>
         <w:tblStyle w:val="a9"/>
@@ -4733,19 +4806,11 @@
       </w:r>
     </w:p>
     <w:p/>
-    <w:p/>
-    <w:p/>
-    <w:p>
-      <w:pPr>
+    <w:p>
+      <w:r>
         <w:rPr>
           <w:lang w:val="en-US"/>
         </w:rPr>
-      </w:pPr>
-      <w:r>
-        <w:rPr>
-          <w:lang w:val="en-US"/>
-        </w:rPr>
-        <w:lastRenderedPageBreak/>
         <w:drawing>
           <wp:anchor distT="0" distB="0" distL="114300" distR="114300" simplePos="0" relativeHeight="251662351" behindDoc="0" locked="0" layoutInCell="1" allowOverlap="1" wp14:anchorId="4BE1E125" wp14:editId="63FB1CFE">
             <wp:simplePos x="0" y="0"/>
@@ -4770,7 +4835,7 @@
                     <pic:cNvPicPr/>
                   </pic:nvPicPr>
                   <pic:blipFill rotWithShape="1">
-                    <a:blip r:embed="rId18">
+                    <a:blip r:embed="rId19">
                       <a:extLst>
                         <a:ext uri="{28A0092B-C50C-407E-A947-70E740481C1C}">
                           <a14:useLocalDpi xmlns:a14="http://schemas.microsoft.com/office/drawing/2010/main" val="0"/>
@@ -4839,7 +4904,7 @@
                     <pic:cNvPicPr/>
                   </pic:nvPicPr>
                   <pic:blipFill rotWithShape="1">
-                    <a:blip r:embed="rId19">
+                    <a:blip r:embed="rId20">
                       <a:extLst>
                         <a:ext uri="{28A0092B-C50C-407E-A947-70E740481C1C}">
                           <a14:useLocalDpi xmlns:a14="http://schemas.microsoft.com/office/drawing/2010/main" val="0"/>
@@ -5430,6 +5495,9 @@
     </w:tbl>
     <w:p/>
     <w:p>
+      <w:pPr>
+        <w:ind w:firstLine="0"/>
+      </w:pPr>
       <w:r>
         <w:t xml:space="preserve">Получаем следующий </w:t>
       </w:r>
@@ -5461,17 +5529,65 @@
       <w:pPr>
         <w:pStyle w:val="2"/>
       </w:pPr>
-    </w:p>
-    <w:p>
-      <w:pPr>
-        <w:pStyle w:val="2"/>
-      </w:pPr>
-    </w:p>
-    <w:p>
-      <w:pPr>
-        <w:pStyle w:val="2"/>
-      </w:pPr>
-      <w:bookmarkStart w:id="2" w:name="_Toc222074502"/>
+      <w:bookmarkStart w:id="2" w:name="_Toc222094011"/>
+      <w:r>
+        <w:lastRenderedPageBreak/>
+        <w:drawing>
+          <wp:anchor distT="0" distB="0" distL="114300" distR="114300" simplePos="0" relativeHeight="251658252" behindDoc="0" locked="0" layoutInCell="1" allowOverlap="1" wp14:anchorId="1091662D" wp14:editId="27EDD615">
+            <wp:simplePos x="0" y="0"/>
+            <wp:positionH relativeFrom="column">
+              <wp:posOffset>-32385</wp:posOffset>
+            </wp:positionH>
+            <wp:positionV relativeFrom="paragraph">
+              <wp:posOffset>280035</wp:posOffset>
+            </wp:positionV>
+            <wp:extent cx="6056630" cy="2618740"/>
+            <wp:effectExtent l="0" t="0" r="1270" b="0"/>
+            <wp:wrapTopAndBottom/>
+            <wp:docPr id="1181167412" name="Рисунок 1"/>
+            <wp:cNvGraphicFramePr>
+              <a:graphicFrameLocks xmlns:a="http://schemas.openxmlformats.org/drawingml/2006/main" noChangeAspect="1"/>
+            </wp:cNvGraphicFramePr>
+            <a:graphic xmlns:a="http://schemas.openxmlformats.org/drawingml/2006/main">
+              <a:graphicData uri="http://schemas.openxmlformats.org/drawingml/2006/picture">
+                <pic:pic xmlns:pic="http://schemas.openxmlformats.org/drawingml/2006/picture">
+                  <pic:nvPicPr>
+                    <pic:cNvPr id="1181167412" name=""/>
+                    <pic:cNvPicPr/>
+                  </pic:nvPicPr>
+                  <pic:blipFill>
+                    <a:blip r:embed="rId21">
+                      <a:extLst>
+                        <a:ext uri="{28A0092B-C50C-407E-A947-70E740481C1C}">
+                          <a14:useLocalDpi xmlns:a14="http://schemas.microsoft.com/office/drawing/2010/main" val="0"/>
+                        </a:ext>
+                      </a:extLst>
+                    </a:blip>
+                    <a:stretch>
+                      <a:fillRect/>
+                    </a:stretch>
+                  </pic:blipFill>
+                  <pic:spPr>
+                    <a:xfrm>
+                      <a:off x="0" y="0"/>
+                      <a:ext cx="6056630" cy="2618740"/>
+                    </a:xfrm>
+                    <a:prstGeom prst="rect">
+                      <a:avLst/>
+                    </a:prstGeom>
+                  </pic:spPr>
+                </pic:pic>
+              </a:graphicData>
+            </a:graphic>
+            <wp14:sizeRelH relativeFrom="page">
+              <wp14:pctWidth>0</wp14:pctWidth>
+            </wp14:sizeRelH>
+            <wp14:sizeRelV relativeFrom="page">
+              <wp14:pctHeight>0</wp14:pctHeight>
+            </wp14:sizeRelV>
+          </wp:anchor>
+        </w:drawing>
+      </w:r>
       <w:r>
         <w:drawing>
           <wp:anchor distT="0" distB="0" distL="114300" distR="114300" simplePos="0" relativeHeight="251658253" behindDoc="0" locked="0" layoutInCell="1" allowOverlap="1" wp14:anchorId="79AD82FA" wp14:editId="0AD0557E">
@@ -5497,7 +5613,7 @@
                     <pic:cNvPicPr/>
                   </pic:nvPicPr>
                   <pic:blipFill rotWithShape="1">
-                    <a:blip r:embed="rId20">
+                    <a:blip r:embed="rId22">
                       <a:extLst>
                         <a:ext uri="{28A0092B-C50C-407E-A947-70E740481C1C}">
                           <a14:useLocalDpi xmlns:a14="http://schemas.microsoft.com/office/drawing/2010/main" val="0"/>
@@ -5563,7 +5679,7 @@
                     <pic:cNvPicPr/>
                   </pic:nvPicPr>
                   <pic:blipFill rotWithShape="1">
-                    <a:blip r:embed="rId21">
+                    <a:blip r:embed="rId23">
                       <a:extLst>
                         <a:ext uri="{28A0092B-C50C-407E-A947-70E740481C1C}">
                           <a14:useLocalDpi xmlns:a14="http://schemas.microsoft.com/office/drawing/2010/main" val="0"/>
@@ -5606,7 +5722,7 @@
       </w:r>
       <w:r>
         <w:drawing>
-          <wp:anchor distT="0" distB="0" distL="114300" distR="114300" simplePos="0" relativeHeight="251658254" behindDoc="0" locked="0" layoutInCell="1" allowOverlap="1" wp14:anchorId="73C77CA2" wp14:editId="659C23F6">
+          <wp:anchor distT="0" distB="0" distL="114300" distR="114300" simplePos="0" relativeHeight="251658254" behindDoc="0" locked="0" layoutInCell="1" allowOverlap="1" wp14:anchorId="73C77CA2" wp14:editId="7035E762">
             <wp:simplePos x="0" y="0"/>
             <wp:positionH relativeFrom="column">
               <wp:posOffset>4079240</wp:posOffset>
@@ -5629,7 +5745,7 @@
                     <pic:cNvPicPr/>
                   </pic:nvPicPr>
                   <pic:blipFill rotWithShape="1">
-                    <a:blip r:embed="rId22">
+                    <a:blip r:embed="rId24">
                       <a:extLst>
                         <a:ext uri="{28A0092B-C50C-407E-A947-70E740481C1C}">
                           <a14:useLocalDpi xmlns:a14="http://schemas.microsoft.com/office/drawing/2010/main" val="0"/>
@@ -5671,63 +5787,6 @@
         </w:drawing>
       </w:r>
       <w:r>
-        <w:drawing>
-          <wp:anchor distT="0" distB="0" distL="114300" distR="114300" simplePos="0" relativeHeight="251658252" behindDoc="0" locked="0" layoutInCell="1" allowOverlap="1" wp14:anchorId="1091662D" wp14:editId="5E8C7F0B">
-            <wp:simplePos x="0" y="0"/>
-            <wp:positionH relativeFrom="column">
-              <wp:posOffset>-3175</wp:posOffset>
-            </wp:positionH>
-            <wp:positionV relativeFrom="paragraph">
-              <wp:posOffset>280035</wp:posOffset>
-            </wp:positionV>
-            <wp:extent cx="5940425" cy="2568575"/>
-            <wp:effectExtent l="0" t="0" r="3175" b="3175"/>
-            <wp:wrapTopAndBottom/>
-            <wp:docPr id="1181167412" name="Рисунок 1"/>
-            <wp:cNvGraphicFramePr>
-              <a:graphicFrameLocks xmlns:a="http://schemas.openxmlformats.org/drawingml/2006/main" noChangeAspect="1"/>
-            </wp:cNvGraphicFramePr>
-            <a:graphic xmlns:a="http://schemas.openxmlformats.org/drawingml/2006/main">
-              <a:graphicData uri="http://schemas.openxmlformats.org/drawingml/2006/picture">
-                <pic:pic xmlns:pic="http://schemas.openxmlformats.org/drawingml/2006/picture">
-                  <pic:nvPicPr>
-                    <pic:cNvPr id="1181167412" name=""/>
-                    <pic:cNvPicPr/>
-                  </pic:nvPicPr>
-                  <pic:blipFill>
-                    <a:blip r:embed="rId23">
-                      <a:extLst>
-                        <a:ext uri="{28A0092B-C50C-407E-A947-70E740481C1C}">
-                          <a14:useLocalDpi xmlns:a14="http://schemas.microsoft.com/office/drawing/2010/main" val="0"/>
-                        </a:ext>
-                      </a:extLst>
-                    </a:blip>
-                    <a:stretch>
-                      <a:fillRect/>
-                    </a:stretch>
-                  </pic:blipFill>
-                  <pic:spPr>
-                    <a:xfrm>
-                      <a:off x="0" y="0"/>
-                      <a:ext cx="5940425" cy="2568575"/>
-                    </a:xfrm>
-                    <a:prstGeom prst="rect">
-                      <a:avLst/>
-                    </a:prstGeom>
-                  </pic:spPr>
-                </pic:pic>
-              </a:graphicData>
-            </a:graphic>
-            <wp14:sizeRelH relativeFrom="page">
-              <wp14:pctWidth>0</wp14:pctWidth>
-            </wp14:sizeRelH>
-            <wp14:sizeRelV relativeFrom="page">
-              <wp14:pctHeight>0</wp14:pctHeight>
-            </wp14:sizeRelV>
-          </wp:anchor>
-        </w:drawing>
-      </w:r>
-      <w:r>
         <w:t xml:space="preserve">3 </w:t>
       </w:r>
       <w:r>
@@ -5735,7 +5794,94 @@
       </w:r>
       <w:bookmarkEnd w:id="2"/>
     </w:p>
-    <w:p/>
+    <w:p>
+      <w:pPr>
+        <w:ind w:firstLine="0"/>
+      </w:pPr>
+    </w:p>
+    <w:p>
+      <w:pPr>
+        <w:ind w:firstLine="0"/>
+      </w:pPr>
+    </w:p>
+    <w:p>
+      <w:pPr>
+        <w:pStyle w:val="2"/>
+      </w:pPr>
+      <w:bookmarkStart w:id="3" w:name="_Toc222094012"/>
+      <w:r>
+        <w:t>4</w:t>
+      </w:r>
+      <w:r>
+        <w:t xml:space="preserve"> </w:t>
+      </w:r>
+      <w:r>
+        <w:t>Вывод о криптостойкости</w:t>
+      </w:r>
+      <w:bookmarkEnd w:id="3"/>
+    </w:p>
+    <w:p>
+      <w:pPr>
+        <w:ind w:firstLine="0"/>
+      </w:pPr>
+    </w:p>
+    <w:p>
+      <w:r>
+        <w:t xml:space="preserve">В ходе лабораторной работы были реализованы два классических алгоритма шифрования: </w:t>
+      </w:r>
+      <w:proofErr w:type="spellStart"/>
+      <w:r>
+        <w:t>столбцовый</w:t>
+      </w:r>
+      <w:proofErr w:type="spellEnd"/>
+      <w:r>
+        <w:t xml:space="preserve"> метод с двумя ключевыми словами и алгоритм </w:t>
+      </w:r>
+      <w:proofErr w:type="spellStart"/>
+      <w:r>
+        <w:t>Виженера</w:t>
+      </w:r>
+      <w:proofErr w:type="spellEnd"/>
+      <w:r>
+        <w:t xml:space="preserve"> с самогенерирующимся ключом.</w:t>
+      </w:r>
+    </w:p>
+    <w:p>
+      <w:proofErr w:type="spellStart"/>
+      <w:r>
+        <w:t>Столбцовый</w:t>
+      </w:r>
+      <w:proofErr w:type="spellEnd"/>
+      <w:r>
+        <w:t xml:space="preserve"> метод относится к перестановочным шифрам и изменяет только порядок символов, сохраняя их частотные характеристики. Даже при использовании двух ключевых слов шифр остаётся уязвимым к частотному анализу и перебору возможных перестановок при достаточном объёме </w:t>
+      </w:r>
+      <w:proofErr w:type="spellStart"/>
+      <w:r>
+        <w:t>шифротекста</w:t>
+      </w:r>
+      <w:proofErr w:type="spellEnd"/>
+      <w:r>
+        <w:t>. Поэтому его криптостойкость оценивается как низкая.</w:t>
+      </w:r>
+    </w:p>
+    <w:p>
+      <w:r>
+        <w:t xml:space="preserve">Алгоритм </w:t>
+      </w:r>
+      <w:proofErr w:type="spellStart"/>
+      <w:r>
+        <w:t>Виженера</w:t>
+      </w:r>
+      <w:proofErr w:type="spellEnd"/>
+      <w:r>
+        <w:t xml:space="preserve"> с самогенерирующимся ключом является более устойчивым к анализу, так как устраняет периодичность ключа и усложняет статистическое вскрытие. Тем не менее, он также не соответствует современным требованиям криптографической безопасности и может быть взломан при наличии достаточных данных.</w:t>
+      </w:r>
+    </w:p>
+    <w:p>
+      <w:r>
+        <w:t>Таким образом, оба алгоритма подходят для учебных целей и демонстрации принципов шифрования, однако не обеспечивают надёжную защиту информации в современных условиях.</w:t>
+      </w:r>
+    </w:p>
     <w:p>
       <w:pPr>
         <w:ind w:firstLine="0"/>
@@ -5744,107 +5890,8 @@
         </w:rPr>
       </w:pPr>
     </w:p>
-    <w:p>
-      <w:pPr>
-        <w:ind w:firstLine="0"/>
-        <w:rPr>
-          <w:lang w:val="en-US"/>
-        </w:rPr>
-      </w:pPr>
-    </w:p>
-    <w:p>
-      <w:pPr>
-        <w:ind w:firstLine="0"/>
-        <w:rPr>
-          <w:lang w:val="en-US"/>
-        </w:rPr>
-      </w:pPr>
-    </w:p>
-    <w:p>
-      <w:pPr>
-        <w:pStyle w:val="2"/>
-      </w:pPr>
-      <w:bookmarkStart w:id="3" w:name="_Toc222074503"/>
-      <w:r>
-        <w:t>4</w:t>
-      </w:r>
-      <w:r>
-        <w:t xml:space="preserve"> </w:t>
-      </w:r>
-      <w:r>
-        <w:t>Вывод о криптостойкости</w:t>
-      </w:r>
-      <w:bookmarkEnd w:id="3"/>
-    </w:p>
-    <w:p>
-      <w:pPr>
-        <w:ind w:firstLine="0"/>
-      </w:pPr>
-    </w:p>
-    <w:p>
-      <w:r>
-        <w:t xml:space="preserve">В ходе лабораторной работы были реализованы два классических алгоритма шифрования: </w:t>
-      </w:r>
-      <w:proofErr w:type="spellStart"/>
-      <w:r>
-        <w:t>столбцовый</w:t>
-      </w:r>
-      <w:proofErr w:type="spellEnd"/>
-      <w:r>
-        <w:t xml:space="preserve"> метод с двумя ключевыми словами и алгоритм </w:t>
-      </w:r>
-      <w:proofErr w:type="spellStart"/>
-      <w:r>
-        <w:t>Виженера</w:t>
-      </w:r>
-      <w:proofErr w:type="spellEnd"/>
-      <w:r>
-        <w:t xml:space="preserve"> с самогенерирующимся ключом.</w:t>
-      </w:r>
-    </w:p>
-    <w:p>
-      <w:proofErr w:type="spellStart"/>
-      <w:r>
-        <w:t>Столбцовый</w:t>
-      </w:r>
-      <w:proofErr w:type="spellEnd"/>
-      <w:r>
-        <w:t xml:space="preserve"> метод относится к перестановочным шифрам и изменяет только порядок символов, сохраняя их частотные характеристики. Даже при использовании двух ключевых слов шифр остаётся уязвимым к частотному анализу и перебору возможных перестановок при достаточном объёме </w:t>
-      </w:r>
-      <w:proofErr w:type="spellStart"/>
-      <w:r>
-        <w:t>шифротекста</w:t>
-      </w:r>
-      <w:proofErr w:type="spellEnd"/>
-      <w:r>
-        <w:t>. Поэтому его криптостойкость оценивается как низкая.</w:t>
-      </w:r>
-    </w:p>
-    <w:p>
-      <w:r>
-        <w:t xml:space="preserve">Алгоритм </w:t>
-      </w:r>
-      <w:proofErr w:type="spellStart"/>
-      <w:r>
-        <w:t>Виженера</w:t>
-      </w:r>
-      <w:proofErr w:type="spellEnd"/>
-      <w:r>
-        <w:t xml:space="preserve"> с самогенерирующимся ключом является более устойчивым к анализу, так как устраняет периодичность ключа и усложняет статистическое вскрытие. Тем не менее, он также не соответствует современным требованиям криптографической безопасности и может быть взломан при наличии достаточных данных.</w:t>
-      </w:r>
-    </w:p>
-    <w:p>
-      <w:r>
-        <w:t>Таким образом, оба алгоритма подходят для учебных целей и демонстрации принципов шифрования, однако не обеспечивают надёжную защиту информации в современных условиях.</w:t>
-      </w:r>
-    </w:p>
-    <w:p>
-      <w:pPr>
-        <w:ind w:firstLine="0"/>
-      </w:pPr>
-    </w:p>
     <w:sectPr>
-      <w:footerReference w:type="default" r:id="rId24"/>
+      <w:footerReference w:type="default" r:id="rId25"/>
       <w:pgSz w:w="11906" w:h="16838"/>
       <w:pgMar w:top="1134" w:right="850" w:bottom="1134" w:left="1701" w:header="709" w:footer="227" w:gutter="0"/>
       <w:cols w:space="708"/>
@@ -5890,7 +5937,6 @@
         <w:docPartUnique/>
       </w:docPartObj>
     </w:sdtPr>
-    <w:sdtEndPr/>
     <w:sdtContent>
       <w:p>
         <w:pPr>
